--- a/Quanta, Actually - SERIES/QED Course/chapters/Lesson 07 Maxwell Equations.docx
+++ b/Quanta, Actually - SERIES/QED Course/chapters/Lesson 07 Maxwell Equations.docx
@@ -17,7 +17,7 @@
         <w:jc w:val="center"/>
       </w:pPr>
       <w:r>
-        <w:t>Lesson 7 of the Complete Quantum Electrodynamics Course</w:t>
+        <w:t>Lesson 7 of Quantum, Actually, Volume 2: A QED Course</w:t>
       </w:r>
     </w:p>
     <w:p>
@@ -74,13 +74,66 @@
     </w:p>
     <w:p>
       <w:r>
-        <w:t>Quantum electrodynamics is the quantum theory of the electromagnetic field, and that field obeys the Maxwell equations. Prologue 5 already placed this language next to Feynman's photons-and-arrows picture as an alternative when photons are many; this lesson is the calculation of that language. Mead's inversion — A primary, E and B derived — waits until the Interlude after Lesson 41, once potentials and local phase exist. This lesson states the Maxwell equations, both in the differential form that will be used for the rest of the course and in the integral form from which they are easiest to understand physically, and it derives the one consequence that matters most for everything that follows: that the equations in vacuum predict waves traveling at a fixed speed c, independent of any source.</w:t>
+        <w:t>Quantum electrodynamics is the quantum theory of the electromagnetic field, and that field obeys the Maxwell equations. Prologue 7 already placed this language next to Feynman's photons-and-arrows picture as an alternative when photons are many; this lesson is the calculation of that language. Mead's inversion — A primary, E and B derived — waits until the Interlude after Lesson 41, once potentials and local phase exist. This lesson states the Maxwell equations, both in the differential form that will be used for the rest of the course and in the integral form from which they are easiest to understand physically, and it derives the one consequence that matters most for everything that follows: that the equations in vacuum predict waves traveling at a fixed speed c, independent of any source.</w:t>
       </w:r>
     </w:p>
     <w:p>
       <w:r>
         <w:t>The treatment assumes SI-like structure with the vacuum permittivity and permeability set to convenient values, then moves to the Heaviside–Lorentz units used in the rest of the course, in which the equations take their cleanest form and the fine structure constant is α = e²/4π. Expect six to eight focused hours; the algebra is straightforward, and the payoff is the wave equation and its speed.</w:t>
       </w:r>
+    </w:p>
+    <w:tbl>
+      <w:tblPr>
+        <w:tblW w:type="auto" w:w="0"/>
+        <w:jc w:val="center"/>
+        <w:tblLayout w:type="fixed"/>
+        <w:tblLook w:firstColumn="1" w:firstRow="1" w:lastColumn="0" w:lastRow="0" w:noHBand="0" w:noVBand="1" w:val="04A0"/>
+        <w:tblBorders>
+          <w:top w:val="single" w:sz="8" w:color="7FA7CF"/>
+          <w:left w:val="single" w:sz="8" w:color="7FA7CF"/>
+          <w:bottom w:val="single" w:sz="8" w:color="7FA7CF"/>
+          <w:right w:val="single" w:sz="8" w:color="7FA7CF"/>
+        </w:tblBorders>
+      </w:tblPr>
+      <w:tblGrid>
+        <w:gridCol w:w="9392"/>
+      </w:tblGrid>
+      <w:tr>
+        <w:tc>
+          <w:tcPr>
+            <w:tcW w:type="dxa" w:w="9392"/>
+            <w:shd w:fill="F3F7FB"/>
+            <w:tcMar>
+              <w:top w:w="140" w:type="dxa"/>
+              <w:start w:w="140" w:type="dxa"/>
+              <w:bottom w:w="140" w:type="dxa"/>
+              <w:end w:w="140" w:type="dxa"/>
+            </w:tcMar>
+          </w:tcPr>
+          <w:p>
+            <w:r>
+              <w:rPr>
+                <w:b/>
+                <w:color w:val="1F4E78"/>
+              </w:rPr>
+              <w:t>Plain-language start</w:t>
+            </w:r>
+          </w:p>
+          <w:p>
+            <w:pPr>
+              <w:spacing w:after="60"/>
+            </w:pPr>
+            <w:r>
+              <w:t>Maxwell's equations are four rules about how electric and magnetic fields are produced and how they change. Prologue 7 described them in words and pictures; this lesson writes them as equations and shows that together they predict light.</w:t>
+            </w:r>
+          </w:p>
+        </w:tc>
+      </w:tr>
+    </w:tbl>
+    <w:p>
+      <w:pPr>
+        <w:spacing w:after="80"/>
+      </w:pPr>
     </w:p>
     <w:p>
       <w:pPr>
@@ -383,7 +436,22 @@
           </w:tcPr>
           <w:p>
             <w:r>
-              <w:t>Φ_E, Φ_B</w:t>
+              <w:t>Φ</w:t>
+            </w:r>
+            <w:r>
+              <w:rPr>
+                <w:vertAlign w:val="subscript"/>
+              </w:rPr>
+              <w:t>E</w:t>
+            </w:r>
+            <w:r>
+              <w:t>, Φ</w:t>
+            </w:r>
+            <w:r>
+              <w:rPr>
+                <w:vertAlign w:val="subscript"/>
+              </w:rPr>
+              <w:t>B</w:t>
             </w:r>
           </w:p>
         </w:tc>
@@ -554,6 +622,67 @@
         </w:tc>
       </w:tr>
     </w:tbl>
+    <w:tbl>
+      <w:tblPr>
+        <w:tblW w:type="auto" w:w="0"/>
+        <w:jc w:val="center"/>
+        <w:tblLayout w:type="fixed"/>
+        <w:tblLook w:firstColumn="1" w:firstRow="1" w:lastColumn="0" w:lastRow="0" w:noHBand="0" w:noVBand="1" w:val="04A0"/>
+        <w:tblBorders>
+          <w:top w:val="single" w:sz="8" w:color="7FA7CF"/>
+          <w:left w:val="single" w:sz="8" w:color="7FA7CF"/>
+          <w:bottom w:val="single" w:sz="8" w:color="7FA7CF"/>
+          <w:right w:val="single" w:sz="8" w:color="7FA7CF"/>
+        </w:tblBorders>
+      </w:tblPr>
+      <w:tblGrid>
+        <w:gridCol w:w="9392"/>
+      </w:tblGrid>
+      <w:tr>
+        <w:tc>
+          <w:tcPr>
+            <w:tcW w:type="dxa" w:w="9392"/>
+            <w:shd w:fill="F3F7FB"/>
+            <w:tcMar>
+              <w:top w:w="140" w:type="dxa"/>
+              <w:start w:w="140" w:type="dxa"/>
+              <w:bottom w:w="140" w:type="dxa"/>
+              <w:end w:w="140" w:type="dxa"/>
+            </w:tcMar>
+          </w:tcPr>
+          <w:p>
+            <w:r>
+              <w:rPr>
+                <w:b/>
+                <w:color w:val="1F4E78"/>
+              </w:rPr>
+              <w:t>First pass: the result before the derivation</w:t>
+            </w:r>
+          </w:p>
+          <w:p>
+            <w:pPr>
+              <w:spacing w:after="60"/>
+            </w:pPr>
+            <w:r>
+              <w:t>Four equations relate E and B to charges and currents; in empty space they combine into waves travelling at c. Energy flows with the Poynting vector S = E × B.</w:t>
+            </w:r>
+          </w:p>
+          <w:p>
+            <w:pPr>
+              <w:spacing w:after="60"/>
+            </w:pPr>
+            <w:r>
+              <w:t>This is Prologue 7's many-photon language in full. Lesson 8 rewrites it with potentials, which QED needs.</w:t>
+            </w:r>
+          </w:p>
+        </w:tc>
+      </w:tr>
+    </w:tbl>
+    <w:p>
+      <w:pPr>
+        <w:spacing w:after="80"/>
+      </w:pPr>
+    </w:p>
     <w:p>
       <w:pPr>
         <w:pStyle w:val="Heading2"/>
@@ -657,7 +786,25 @@
     </w:p>
     <w:p>
       <w:r>
-        <w:t>Applying the divergence theorem of Lesson 2 to the left side and writing Q_enc = ∫_V ρ d³x turns this into a statement that must hold for every volume V, hence a local, differential law.</w:t>
+        <w:t>Applying the divergence theorem of Lesson 2 to the left side and writing Q</w:t>
+      </w:r>
+      <w:r>
+        <w:rPr>
+          <w:vertAlign w:val="subscript"/>
+        </w:rPr>
+        <w:t>e</w:t>
+      </w:r>
+      <w:r>
+        <w:t>nc = ∫</w:t>
+      </w:r>
+      <w:r>
+        <w:rPr>
+          <w:vertAlign w:val="subscript"/>
+        </w:rPr>
+        <w:t>V</w:t>
+      </w:r>
+      <w:r>
+        <w:t xml:space="preserve"> ρ d³x turns this into a statement that must hold for every volume V, hence a local, differential law.</w:t>
       </w:r>
     </w:p>
     <w:p>
@@ -1142,7 +1289,25 @@
     </w:p>
     <w:p>
       <w:r>
-        <w:t>Applying Stokes's theorem of Lesson 2 to the left side, and writing I_enc = ∫_S j · dS, gives the local form ∇ × B = μ₀ j, valid for steady currents.</w:t>
+        <w:t>Applying Stokes's theorem of Lesson 2 to the left side, and writing I</w:t>
+      </w:r>
+      <w:r>
+        <w:rPr>
+          <w:vertAlign w:val="subscript"/>
+        </w:rPr>
+        <w:t>e</w:t>
+      </w:r>
+      <w:r>
+        <w:t>nc = ∫</w:t>
+      </w:r>
+      <w:r>
+        <w:rPr>
+          <w:vertAlign w:val="subscript"/>
+        </w:rPr>
+        <w:t>S</w:t>
+      </w:r>
+      <w:r>
+        <w:t xml:space="preserve"> j · dS, gives the local form ∇ × B = μ₀ j, valid for steady currents.</w:t>
       </w:r>
     </w:p>
     <w:p>
@@ -1422,7 +1587,16 @@
     </w:p>
     <w:p>
       <w:r>
-        <w:t>A circular loop of radius a lies in a uniform field B(t) = B₀ sin ωt, perpendicular to the loop. The induced electromotive force is −dΦ_B/dt = −πa²B₀ω cos ωt. By symmetry the induced E is azimuthal and uniform in magnitude around the loop, so ∮E·dl = E(2πa), giving E = −(aB₀ω/2) cos ωt, directed to oppose the change in flux, in accordance with Lenz's law.</w:t>
+        <w:t>A circular loop of radius a lies in a uniform field B(t) = B₀ sin ωt, perpendicular to the loop. The induced electromotive force is −dΦ</w:t>
+      </w:r>
+      <w:r>
+        <w:rPr>
+          <w:vertAlign w:val="subscript"/>
+        </w:rPr>
+        <w:t>B</w:t>
+      </w:r>
+      <w:r>
+        <w:t>/dt = −πa²B₀ω cos ωt. By symmetry the induced E is azimuthal and uniform in magnitude around the loop, so ∮E·dl = E(2πa), giving E = −(aB₀ω/2) cos ωt, directed to oppose the change in flux, in accordance with Lenz's law.</w:t>
       </w:r>
     </w:p>
     <w:p>
@@ -1571,7 +1745,25 @@
           </w:tcPr>
           <w:p>
             <w:r>
-              <w:t>∮_S E·dS = Q_enc/ε₀</w:t>
+              <w:t>∮</w:t>
+            </w:r>
+            <w:r>
+              <w:rPr>
+                <w:vertAlign w:val="subscript"/>
+              </w:rPr>
+              <w:t>S</w:t>
+            </w:r>
+            <w:r>
+              <w:t xml:space="preserve"> E·dS = Q</w:t>
+            </w:r>
+            <w:r>
+              <w:rPr>
+                <w:vertAlign w:val="subscript"/>
+              </w:rPr>
+              <w:t>e</w:t>
+            </w:r>
+            <w:r>
+              <w:t>nc/ε₀</w:t>
             </w:r>
           </w:p>
         </w:tc>
@@ -1627,7 +1819,16 @@
           </w:tcPr>
           <w:p>
             <w:r>
-              <w:t>∮_S B·dS = 0</w:t>
+              <w:t>∮</w:t>
+            </w:r>
+            <w:r>
+              <w:rPr>
+                <w:vertAlign w:val="subscript"/>
+              </w:rPr>
+              <w:t>S</w:t>
+            </w:r>
+            <w:r>
+              <w:t xml:space="preserve"> B·dS = 0</w:t>
             </w:r>
           </w:p>
         </w:tc>
@@ -1680,7 +1881,25 @@
           </w:tcPr>
           <w:p>
             <w:r>
-              <w:t>∮_C E·dl = −dΦ_B/dt</w:t>
+              <w:t>∮</w:t>
+            </w:r>
+            <w:r>
+              <w:rPr>
+                <w:vertAlign w:val="subscript"/>
+              </w:rPr>
+              <w:t>C</w:t>
+            </w:r>
+            <w:r>
+              <w:t xml:space="preserve"> E·dl = −dΦ</w:t>
+            </w:r>
+            <w:r>
+              <w:rPr>
+                <w:vertAlign w:val="subscript"/>
+              </w:rPr>
+              <w:t>B</w:t>
+            </w:r>
+            <w:r>
+              <w:t>/dt</w:t>
             </w:r>
           </w:p>
         </w:tc>
@@ -1736,7 +1955,34 @@
           </w:tcPr>
           <w:p>
             <w:r>
-              <w:t>∮_C B·dl = μ₀I_enc + μ₀ε₀ dΦ_E/dt</w:t>
+              <w:t>∮</w:t>
+            </w:r>
+            <w:r>
+              <w:rPr>
+                <w:vertAlign w:val="subscript"/>
+              </w:rPr>
+              <w:t>C</w:t>
+            </w:r>
+            <w:r>
+              <w:t xml:space="preserve"> B·dl = μ₀I</w:t>
+            </w:r>
+            <w:r>
+              <w:rPr>
+                <w:vertAlign w:val="subscript"/>
+              </w:rPr>
+              <w:t>e</w:t>
+            </w:r>
+            <w:r>
+              <w:t>nc + μ₀ε₀ dΦ</w:t>
+            </w:r>
+            <w:r>
+              <w:rPr>
+                <w:vertAlign w:val="subscript"/>
+              </w:rPr>
+              <w:t>E</w:t>
+            </w:r>
+            <w:r>
+              <w:t>/dt</w:t>
             </w:r>
           </w:p>
         </w:tc>
@@ -1802,7 +2048,25 @@
     </w:p>
     <w:p>
       <w:r>
-        <w:t>This is the continuity equation: charge cannot be created or destroyed, only moved, and any local decrease of charge density is exactly accounted for by an outward current. It is not an independent postulate; it is forced by the mathematical structure of the Ampere Maxwell law. In Lesson 4 language it reads ∂_μj^μ = 0, and in QED this same equation, derived instead from the Dirac equation, expresses conservation of electric charge at the level of the electron field (Lesson 24).</w:t>
+        <w:t>This is the continuity equation: charge cannot be created or destroyed, only moved, and any local decrease of charge density is exactly accounted for by an outward current. It is not an independent postulate; it is forced by the mathematical structure of the Ampere Maxwell law. In Lesson 4 language it reads ∂</w:t>
+      </w:r>
+      <w:r>
+        <w:rPr>
+          <w:vertAlign w:val="subscript"/>
+        </w:rPr>
+        <w:t>μ</w:t>
+      </w:r>
+      <w:r>
+        <w:t>j</w:t>
+      </w:r>
+      <w:r>
+        <w:rPr>
+          <w:vertAlign w:val="superscript"/>
+        </w:rPr>
+        <w:t>μ</w:t>
+      </w:r>
+      <w:r>
+        <w:t xml:space="preserve"> = 0, and in QED this same equation, derived instead from the Dirac equation, expresses conservation of electric charge at the level of the electron field (Lesson 24).</w:t>
       </w:r>
     </w:p>
     <w:p>
@@ -2391,7 +2655,16 @@
     </w:p>
     <w:p>
       <w:r>
-        <w:t>A general transverse plane wave with fixed k is a superposition of two independent polarizations, conventionally chosen orthogonal, such as x̂ and ŷ for propagation along z. Linear polarization has the two components in phase; circular polarization has them 90° out of phase with equal amplitude, so that the direction of E rotates as the wave passes a fixed point. The polarization vector, and its quantum-mechanical analogue ε^μ attached to each photon, will reappear as the object contracted with the electron current at every QED vertex involving an external photon (Lesson 52).</w:t>
+        <w:t>A general transverse plane wave with fixed k is a superposition of two independent polarizations, conventionally chosen orthogonal, such as x̂ and ŷ for propagation along z. Linear polarization has the two components in phase; circular polarization has them 90° out of phase with equal amplitude, so that the direction of E rotates as the wave passes a fixed point. The polarization vector, and its quantum-mechanical analogue ε</w:t>
+      </w:r>
+      <w:r>
+        <w:rPr>
+          <w:vertAlign w:val="superscript"/>
+        </w:rPr>
+        <w:t>μ</w:t>
+      </w:r>
+      <w:r>
+        <w:t xml:space="preserve"> attached to each photon, will reappear as the object contracted with the electron current at every QED vertex involving an external photon (Lesson 52).</w:t>
       </w:r>
     </w:p>
     <w:p>
@@ -2858,7 +3131,43 @@
     </w:p>
     <w:p>
       <w:r>
-        <w:t>Quantum electrodynamics is built from the Lagrangian of Lesson 42, in which the field tensor appears as −¼F_μνF^μν with no additional constants. Heaviside–Lorentz units are the choice that makes this term, and the coupling term −eψ̄γ^μψA_μ, free of extra factors of 4π or ε₀; those factors reappear only in the single combination α when a cross section is finally converted to a number. Every equation from Lesson 38 onward assumes this convention.</w:t>
+        <w:t>Quantum electrodynamics is built from the Lagrangian of Lesson 42, in which the field tensor appears as −¼F</w:t>
+      </w:r>
+      <w:r>
+        <w:rPr>
+          <w:vertAlign w:val="subscript"/>
+        </w:rPr>
+        <w:t>μν</w:t>
+      </w:r>
+      <w:r>
+        <w:t>F</w:t>
+      </w:r>
+      <w:r>
+        <w:rPr>
+          <w:vertAlign w:val="superscript"/>
+        </w:rPr>
+        <w:t>μν</w:t>
+      </w:r>
+      <w:r>
+        <w:t xml:space="preserve"> with no additional constants. Heaviside–Lorentz units are the choice that makes this term, and the coupling term −eψ̄γ</w:t>
+      </w:r>
+      <w:r>
+        <w:rPr>
+          <w:vertAlign w:val="superscript"/>
+        </w:rPr>
+        <w:t>μ</w:t>
+      </w:r>
+      <w:r>
+        <w:t>ψA</w:t>
+      </w:r>
+      <w:r>
+        <w:rPr>
+          <w:vertAlign w:val="subscript"/>
+        </w:rPr>
+        <w:t>μ</w:t>
+      </w:r>
+      <w:r>
+        <w:t>, free of extra factors of 4π or ε₀; those factors reappear only in the single combination α when a cross section is finally converted to a number. Every equation from Lesson 38 onward assumes this convention.</w:t>
       </w:r>
     </w:p>
     <w:p>
@@ -3047,7 +3356,34 @@
           </w:tcPr>
           <w:p>
             <w:r>
-              <w:t>Makes the equations covariant; becomes part of ∂_μF^μν = j^ν (Lesson 43)</w:t>
+              <w:t>Makes the equations covariant; becomes part of ∂</w:t>
+            </w:r>
+            <w:r>
+              <w:rPr>
+                <w:vertAlign w:val="subscript"/>
+              </w:rPr>
+              <w:t>μ</w:t>
+            </w:r>
+            <w:r>
+              <w:t>F</w:t>
+            </w:r>
+            <w:r>
+              <w:rPr>
+                <w:vertAlign w:val="superscript"/>
+              </w:rPr>
+              <w:t>μν</w:t>
+            </w:r>
+            <w:r>
+              <w:t xml:space="preserve"> = j</w:t>
+            </w:r>
+            <w:r>
+              <w:rPr>
+                <w:vertAlign w:val="superscript"/>
+              </w:rPr>
+              <w:t>ν</w:t>
+            </w:r>
+            <w:r>
+              <w:t xml:space="preserve"> (Lesson 43)</w:t>
             </w:r>
           </w:p>
         </w:tc>
@@ -3085,7 +3421,25 @@
           </w:tcPr>
           <w:p>
             <w:r>
-              <w:t>∂_μj^μ = 0 from the Dirac equation (Lesson 24); Noether current of the U(1) symmetry (Lesson 31)</w:t>
+              <w:t>∂</w:t>
+            </w:r>
+            <w:r>
+              <w:rPr>
+                <w:vertAlign w:val="subscript"/>
+              </w:rPr>
+              <w:t>μ</w:t>
+            </w:r>
+            <w:r>
+              <w:t>j</w:t>
+            </w:r>
+            <w:r>
+              <w:rPr>
+                <w:vertAlign w:val="superscript"/>
+              </w:rPr>
+              <w:t>μ</w:t>
+            </w:r>
+            <w:r>
+              <w:t xml:space="preserve"> = 0 from the Dirac equation (Lesson 24); Noether current of the U(1) symmetry (Lesson 31)</w:t>
             </w:r>
           </w:p>
         </w:tc>
@@ -3277,7 +3631,43 @@
     </w:tbl>
     <w:p>
       <w:r>
-        <w:t>Maxwell's equations are the classical field equations that QED quantizes. Lesson 8 rewrites them in terms of potentials, revealing the gauge freedom that is not visible in E and B directly; Lesson 43 rewrites them again in the covariant tensor form ∂_μF^μν = j^ν, ∂_[αF_βγ] = 0, the form in which they will actually be used from that point onward.</w:t>
+        <w:t>Maxwell's equations are the classical field equations that QED quantizes. Lesson 8 rewrites them in terms of potentials, revealing the gauge freedom that is not visible in E and B directly; Lesson 43 rewrites them again in the covariant tensor form ∂</w:t>
+      </w:r>
+      <w:r>
+        <w:rPr>
+          <w:vertAlign w:val="subscript"/>
+        </w:rPr>
+        <w:t>μ</w:t>
+      </w:r>
+      <w:r>
+        <w:t>F</w:t>
+      </w:r>
+      <w:r>
+        <w:rPr>
+          <w:vertAlign w:val="superscript"/>
+        </w:rPr>
+        <w:t>μν</w:t>
+      </w:r>
+      <w:r>
+        <w:t xml:space="preserve"> = j</w:t>
+      </w:r>
+      <w:r>
+        <w:rPr>
+          <w:vertAlign w:val="superscript"/>
+        </w:rPr>
+        <w:t>ν</w:t>
+      </w:r>
+      <w:r>
+        <w:t>, ∂_[αF</w:t>
+      </w:r>
+      <w:r>
+        <w:rPr>
+          <w:vertAlign w:val="subscript"/>
+        </w:rPr>
+        <w:t>β</w:t>
+      </w:r>
+      <w:r>
+        <w:t>γ] = 0, the form in which they will actually be used from that point onward.</w:t>
       </w:r>
     </w:p>
     <w:p>
@@ -3482,7 +3872,13 @@
           </w:tcPr>
           <w:p>
             <w:r>
-              <w:t>Use Gauss's law to find E inside and outside an infinite line charge of linear density λ.</w:t>
+              <w:rPr>
+                <w:b/>
+              </w:rPr>
+              <w:t>Extension.</w:t>
+            </w:r>
+            <w:r>
+              <w:t xml:space="preserve"> Use Gauss's law to find E inside and outside an infinite line charge of linear density λ.</w:t>
             </w:r>
           </w:p>
         </w:tc>
@@ -3520,7 +3916,13 @@
           </w:tcPr>
           <w:p>
             <w:r>
-              <w:t>Use Gauss's law to find E inside and outside an infinite charged sheet of surface density σ.</w:t>
+              <w:rPr>
+                <w:b/>
+              </w:rPr>
+              <w:t>Core.</w:t>
+            </w:r>
+            <w:r>
+              <w:t xml:space="preserve"> Use Gauss's law to find E inside and outside an infinite charged sheet of surface density σ.</w:t>
             </w:r>
           </w:p>
         </w:tc>
@@ -3556,7 +3958,13 @@
           </w:tcPr>
           <w:p>
             <w:r>
-              <w:t>Use Ampere's law to find B inside and outside a long straight wire of radius R carrying uniform current density and total current I.</w:t>
+              <w:rPr>
+                <w:b/>
+              </w:rPr>
+              <w:t>Core.</w:t>
+            </w:r>
+            <w:r>
+              <w:t xml:space="preserve"> Use Ampere's law to find B inside and outside a long straight wire of radius R carrying uniform current density and total current I.</w:t>
             </w:r>
           </w:p>
         </w:tc>
@@ -3594,7 +4002,13 @@
           </w:tcPr>
           <w:p>
             <w:r>
-              <w:t>Show that the displacement current inside a parallel-plate capacitor being charged reproduces exactly the current I flowing in the wires, so that Ampere's law with the correction gives a consistent B outside the capacitor.</w:t>
+              <w:rPr>
+                <w:b/>
+              </w:rPr>
+              <w:t>Extension.</w:t>
+            </w:r>
+            <w:r>
+              <w:t xml:space="preserve"> Show that the displacement current inside a parallel-plate capacitor being charged reproduces exactly the current I flowing in the wires, so that Ampere's law with the correction gives a consistent B outside the capacitor.</w:t>
             </w:r>
           </w:p>
         </w:tc>
@@ -3630,7 +4044,13 @@
           </w:tcPr>
           <w:p>
             <w:r>
-              <w:t>Derive the continuity equation from the Ampere Maxwell law and Gauss's law, filling in every step.</w:t>
+              <w:rPr>
+                <w:b/>
+              </w:rPr>
+              <w:t>Extension.</w:t>
+            </w:r>
+            <w:r>
+              <w:t xml:space="preserve"> Derive the continuity equation from the Ampere Maxwell law and Gauss's law, filling in every step.</w:t>
             </w:r>
           </w:p>
         </w:tc>
@@ -3668,7 +4088,13 @@
           </w:tcPr>
           <w:p>
             <w:r>
-              <w:t>Derive the wave equation for B directly, by taking the curl of the Ampere Maxwell law in vacuum.</w:t>
+              <w:rPr>
+                <w:b/>
+              </w:rPr>
+              <w:t>Extension.</w:t>
+            </w:r>
+            <w:r>
+              <w:t xml:space="preserve"> Derive the wave equation for B directly, by taking the curl of the Ampere Maxwell law in vacuum.</w:t>
             </w:r>
           </w:p>
         </w:tc>
@@ -3704,7 +4130,13 @@
           </w:tcPr>
           <w:p>
             <w:r>
-              <w:t>For E = E₀ ŷ cos(kx + ωt), find the direction of propagation, verify transversality, and compute B.</w:t>
+              <w:rPr>
+                <w:b/>
+              </w:rPr>
+              <w:t>Core.</w:t>
+            </w:r>
+            <w:r>
+              <w:t xml:space="preserve"> For E = E₀ ŷ cos(kx + ωt), find the direction of propagation, verify transversality, and compute B.</w:t>
             </w:r>
           </w:p>
         </w:tc>
@@ -3742,7 +4174,13 @@
           </w:tcPr>
           <w:p>
             <w:r>
-              <w:t>Show that a linearly polarized wave can be written as the sum of two circularly polarized waves of opposite handedness with equal amplitude.</w:t>
+              <w:rPr>
+                <w:b/>
+              </w:rPr>
+              <w:t>Extension.</w:t>
+            </w:r>
+            <w:r>
+              <w:t xml:space="preserve"> Show that a linearly polarized wave can be written as the sum of two circularly polarized waves of opposite handedness with equal amplitude.</w:t>
             </w:r>
           </w:p>
         </w:tc>
@@ -3778,7 +4216,13 @@
           </w:tcPr>
           <w:p>
             <w:r>
-              <w:t>Compute the time-averaged Poynting vector for E = E₀ x̂ cos(kz − ωt) and express the result in terms of the root-mean-square field.</w:t>
+              <w:rPr>
+                <w:b/>
+              </w:rPr>
+              <w:t>Core.</w:t>
+            </w:r>
+            <w:r>
+              <w:t xml:space="preserve"> Compute the time-averaged Poynting vector for E = E₀ x̂ cos(kz − ωt) and express the result in terms of the root-mean-square field.</w:t>
             </w:r>
           </w:p>
         </w:tc>
@@ -3816,7 +4260,13 @@
           </w:tcPr>
           <w:p>
             <w:r>
-              <w:t>Show that ∇·S + ∂u/∂t = −j·E using the Maxwell equations and the vector identity ∇·(E×B) = B·(∇×E) − E·(∇×B).</w:t>
+              <w:rPr>
+                <w:b/>
+              </w:rPr>
+              <w:t>Extension.</w:t>
+            </w:r>
+            <w:r>
+              <w:t xml:space="preserve"> Show that ∇·S + ∂u/∂t = −j·E using the Maxwell equations and the vector identity ∇·(E×B) = B·(∇×E) − E·(∇×B).</w:t>
             </w:r>
           </w:p>
         </w:tc>
@@ -3852,7 +4302,13 @@
           </w:tcPr>
           <w:p>
             <w:r>
-              <w:t>A charge q moves in a uniform E field with no B field, starting from rest. Solve for v(t) nonrelativistically and state at what speed the nonrelativistic approximation becomes unreliable.</w:t>
+              <w:rPr>
+                <w:b/>
+              </w:rPr>
+              <w:t>Core.</w:t>
+            </w:r>
+            <w:r>
+              <w:t xml:space="preserve"> A charge q moves in a uniform E field with no B field, starting from rest. Solve for v(t) nonrelativistically and state at what speed the nonrelativistic approximation becomes unreliable.</w:t>
             </w:r>
           </w:p>
         </w:tc>
@@ -3890,7 +4346,13 @@
           </w:tcPr>
           <w:p>
             <w:r>
-              <w:t>Rewrite Gauss's law and the Ampere Maxwell law in Heaviside–Lorentz units and verify that setting j = 0, ρ = 0 still gives waves with speed 1.</w:t>
+              <w:rPr>
+                <w:b/>
+              </w:rPr>
+              <w:t>Core.</w:t>
+            </w:r>
+            <w:r>
+              <w:t xml:space="preserve"> Rewrite Gauss's law and the Ampere Maxwell law in Heaviside–Lorentz units and verify that setting j = 0, ρ = 0 still gives waves with speed 1.</w:t>
             </w:r>
           </w:p>
         </w:tc>
@@ -3926,7 +4388,22 @@
           </w:tcPr>
           <w:p>
             <w:r>
-              <w:t>Express the classical electron radius r_e = e²/(4πε₀ m c²) in Heaviside–Lorentz and natural units, and check it against Worked example 5 of Lesson 3.</w:t>
+              <w:rPr>
+                <w:b/>
+              </w:rPr>
+              <w:t>Core.</w:t>
+            </w:r>
+            <w:r>
+              <w:t xml:space="preserve"> Express the classical electron radius r</w:t>
+            </w:r>
+            <w:r>
+              <w:rPr>
+                <w:vertAlign w:val="subscript"/>
+              </w:rPr>
+              <w:t>e</w:t>
+            </w:r>
+            <w:r>
+              <w:t xml:space="preserve"> = e²/(4πε₀ m c²) in Heaviside–Lorentz and natural units, and check it against Worked example 5 of Lesson 3.</w:t>
             </w:r>
           </w:p>
         </w:tc>
@@ -3964,7 +4441,13 @@
           </w:tcPr>
           <w:p>
             <w:r>
-              <w:t>Two charges +q and −q are separated by a fixed small distance d, forming a dipole p = qd. Using superposition of two point-charge fields, sketch how E falls off with distance compared with a single point charge, and explain why in terms of Gauss's law applied to a large sphere.</w:t>
+              <w:rPr>
+                <w:b/>
+              </w:rPr>
+              <w:t>Extension.</w:t>
+            </w:r>
+            <w:r>
+              <w:t xml:space="preserve"> Two charges +q and −q are separated by a fixed small distance d, forming a dipole p = qd. Using superposition of two point-charge fields, sketch how E falls off with distance compared with a single point charge, and explain why in terms of Gauss's law applied to a large sphere.</w:t>
             </w:r>
           </w:p>
         </w:tc>
@@ -4000,7 +4483,13 @@
           </w:tcPr>
           <w:p>
             <w:r>
-              <w:t>Show that ∇×(∇×E) = ∇(∇·E) − ∇²E for E = E₀cos(k·x − ωt) with k·E₀ = 0, by direct differentiation.</w:t>
+              <w:rPr>
+                <w:b/>
+              </w:rPr>
+              <w:t>Core.</w:t>
+            </w:r>
+            <w:r>
+              <w:t xml:space="preserve"> Show that ∇×(∇×E) = ∇(∇·E) − ∇²E for E = E₀cos(k·x − ωt) with k·E₀ = 0, by direct differentiation.</w:t>
             </w:r>
           </w:p>
         </w:tc>
@@ -4038,7 +4527,13 @@
           </w:tcPr>
           <w:p>
             <w:r>
-              <w:t>Challenge: starting from the four Maxwell equations in vacuum, derive that ∇²φ and each Cartesian component of A (from Lesson 8) obey a wave equation with a source term, by first expressing E and B through the potentials, and identify the operator that appears.</w:t>
+              <w:rPr>
+                <w:b/>
+              </w:rPr>
+              <w:t>Challenge.</w:t>
+            </w:r>
+            <w:r>
+              <w:t xml:space="preserve"> Starting from the four Maxwell equations in vacuum, derive that ∇²φ and each Cartesian component of A (from Lesson 8) obey a wave equation with a source term, by first expressing E and B through the potentials, and identify the operator that appears.</w:t>
             </w:r>
           </w:p>
         </w:tc>
@@ -4050,6 +4545,14 @@
       </w:pPr>
       <w:r>
         <w:t>Solutions</w:t>
+      </w:r>
+    </w:p>
+    <w:p>
+      <w:r>
+        <w:rPr>
+          <w:i/>
+        </w:rPr>
+        <w:t>Attempt each exercise before reading its solution. If you are stuck, read only the first sentence of the solution, then try again.</w:t>
       </w:r>
     </w:p>
     <w:p>
@@ -4175,7 +4678,25 @@
         <w:t xml:space="preserve"> </w:t>
       </w:r>
       <w:r>
-        <w:t>The instantaneous Poynting vector is S = ε₀cE₀²cos²(kz−ωt)ẑ from Worked example 6. Averaging cos² over a cycle gives 1/2, so ⟨S⟩ = (1/2)ε₀cE₀²ẑ = ε₀cE_rms²ẑ with E_rms = E₀/√2.</w:t>
+        <w:t>The instantaneous Poynting vector is S = ε₀cE₀²cos²(kz−ωt)ẑ from Worked example 6. Averaging cos² over a cycle gives 1/2, so ⟨S⟩ = (1/2)ε₀cE₀²ẑ = ε₀cE</w:t>
+      </w:r>
+      <w:r>
+        <w:rPr>
+          <w:vertAlign w:val="subscript"/>
+        </w:rPr>
+        <w:t>r</w:t>
+      </w:r>
+      <w:r>
+        <w:t>ms²ẑ with E</w:t>
+      </w:r>
+      <w:r>
+        <w:rPr>
+          <w:vertAlign w:val="subscript"/>
+        </w:rPr>
+        <w:t>r</w:t>
+      </w:r>
+      <w:r>
+        <w:t>ms = E₀/√2.</w:t>
       </w:r>
     </w:p>
     <w:p>
@@ -4231,7 +4752,16 @@
         <w:t xml:space="preserve"> </w:t>
       </w:r>
       <w:r>
-        <w:t>r_e = e²/(4πε₀mc²) in SI becomes α/m in Heaviside–Lorentz natural units, since e²/4π = α and c = 1. This matches 2.82 fm found in Worked example 5 of Lesson 3.</w:t>
+        <w:t>r</w:t>
+      </w:r>
+      <w:r>
+        <w:rPr>
+          <w:vertAlign w:val="subscript"/>
+        </w:rPr>
+        <w:t>e</w:t>
+      </w:r>
+      <w:r>
+        <w:t xml:space="preserve"> = e²/(4πε₀mc²) in SI becomes α/m in Heaviside–Lorentz natural units, since e²/4π = α and c = 1. This matches 2.82 fm found in Worked example 5 of Lesson 3.</w:t>
       </w:r>
     </w:p>
     <w:p>
@@ -4245,7 +4775,16 @@
         <w:t xml:space="preserve"> </w:t>
       </w:r>
       <w:r>
-        <w:t>The dipole field falls off as 1/r³ at large distance rather than 1/r², because the leading 1/r² parts of the two point charges cancel to leading order, leaving only the next term in their difference. Gauss's law applied to a sphere enclosing both charges gives zero net flux (Q_enc = q − q = 0), consistent with a field that falls off faster than 1/r².</w:t>
+        <w:t>The dipole field falls off as 1/r³ at large distance rather than 1/r², because the leading 1/r² parts of the two point charges cancel to leading order, leaving only the next term in their difference. Gauss's law applied to a sphere enclosing both charges gives zero net flux (Q</w:t>
+      </w:r>
+      <w:r>
+        <w:rPr>
+          <w:vertAlign w:val="subscript"/>
+        </w:rPr>
+        <w:t>e</w:t>
+      </w:r>
+      <w:r>
+        <w:t>nc = q − q = 0), consistent with a field that falls off faster than 1/r².</w:t>
       </w:r>
     </w:p>
     <w:p>
@@ -4273,7 +4812,16 @@
         <w:t xml:space="preserve"> </w:t>
       </w:r>
       <w:r>
-        <w:t>With E = −∇φ − ∂A/∂t and B = ∇×A (Lesson 8), Gauss's law gives ∇²φ + ∂(∇·A)/∂t = −ρ/ε₀, and the Ampere Maxwell law gives ∇(∇·A) − ∇²A + μ₀ε₀∂/∂t(∇φ + ∂A/∂t) = μ₀j. In the Lorenz gauge, chosen in Lesson 8 so that ∇·A + (1/c²)∂φ/∂t = 0, the cross terms cancel and both equations become □φ = ρ/ε₀ and □A = μ₀j, sourced wave equations with the d'Alembertian operator □ = ∂_t²/c² − ∇² of Lesson 4.</w:t>
+        <w:t>With E = −∇φ − ∂A/∂t and B = ∇×A (Lesson 8), Gauss's law gives ∇²φ + ∂(∇·A)/∂t = −ρ/ε₀, and the Ampere Maxwell law gives ∇(∇·A) − ∇²A + μ₀ε₀∂/∂t(∇φ + ∂A/∂t) = μ₀j. In the Lorenz gauge, chosen in Lesson 8 so that ∇·A + (1/c²)∂φ/∂t = 0, the cross terms cancel and both equations become □φ = ρ/ε₀ and □A = μ₀j, sourced wave equations with the d'Alembertian operator □ = ∂</w:t>
+      </w:r>
+      <w:r>
+        <w:rPr>
+          <w:vertAlign w:val="subscript"/>
+        </w:rPr>
+        <w:t>t</w:t>
+      </w:r>
+      <w:r>
+        <w:t>²/c² − ∇² of Lesson 4.</w:t>
       </w:r>
     </w:p>
     <w:p>
@@ -4281,71 +4829,12 @@
         <w:pStyle w:val="Heading2"/>
       </w:pPr>
       <w:r>
-        <w:t>Mastery checklist</w:t>
+        <w:t>Mastery check</w:t>
       </w:r>
     </w:p>
     <w:p>
-      <w:pPr>
-        <w:pStyle w:val="ListBullet"/>
-      </w:pPr>
       <w:r>
-        <w:t>I can state all four Maxwell equations in both differential and integral form and explain what each one says physically.</w:t>
-      </w:r>
-    </w:p>
-    <w:p>
-      <w:pPr>
-        <w:pStyle w:val="ListBullet"/>
-      </w:pPr>
-      <w:r>
-        <w:t>I can use Gauss's law and Ampere's law to find the field of a symmetric charge or current distribution.</w:t>
-      </w:r>
-    </w:p>
-    <w:p>
-      <w:pPr>
-        <w:pStyle w:val="ListBullet"/>
-      </w:pPr>
-      <w:r>
-        <w:t>I can explain in one sentence why the displacement current was necessary and what it fixed.</w:t>
-      </w:r>
-    </w:p>
-    <w:p>
-      <w:pPr>
-        <w:pStyle w:val="ListBullet"/>
-      </w:pPr>
-      <w:r>
-        <w:t>I can derive charge conservation from the field equations without looking it up.</w:t>
-      </w:r>
-    </w:p>
-    <w:p>
-      <w:pPr>
-        <w:pStyle w:val="ListBullet"/>
-      </w:pPr>
-      <w:r>
-        <w:t>I can derive the wave equation for E or B in vacuum and state the speed in terms of ε₀ and μ₀.</w:t>
-      </w:r>
-    </w:p>
-    <w:p>
-      <w:pPr>
-        <w:pStyle w:val="ListBullet"/>
-      </w:pPr>
-      <w:r>
-        <w:t>I can verify transversality of a plane wave and compute B from E, or E from B.</w:t>
-      </w:r>
-    </w:p>
-    <w:p>
-      <w:pPr>
-        <w:pStyle w:val="ListBullet"/>
-      </w:pPr>
-      <w:r>
-        <w:t>I can compute the Poynting vector and energy density of a plane wave and relate them by S = cu.</w:t>
-      </w:r>
-    </w:p>
-    <w:p>
-      <w:pPr>
-        <w:pStyle w:val="ListBullet"/>
-      </w:pPr>
-      <w:r>
-        <w:t>I can convert a formula between SI units and Heaviside–Lorentz natural units using α = e²/4π.</w:t>
+        <w:t>Before moving on, do the Core exercises without looking at the solutions and state this lesson's main result from memory. If both go smoothly, continue; if not, reread the sections the missed exercises cite.</w:t>
       </w:r>
     </w:p>
     <w:p>
@@ -4397,7 +4886,7 @@
         <w:color w:val="5A5A5A"/>
         <w:sz w:val="16"/>
       </w:rPr>
-      <w:t>QED Course   Lesson 7</w:t>
+      <w:t>A QED Course   Lesson 7</w:t>
     </w:r>
   </w:p>
 </w:hdr>
